--- a/Fundraiser_Tracker_User_Guide.docx
+++ b/Fundraiser_Tracker_User_Guide.docx
@@ -889,7 +889,7 @@
               <w:rPr>
                 <w:sz w:val="20"/>
               </w:rPr>
-              <w:t>The same digits used for this donor on the Pledges tab. Dashes, spaces and brackets do not need to match.</w:t>
+              <w:t>The same digits used for this donor on the Pledges tab. Dashes, spaces, brackets, dots and plus signs do not need to match.</w:t>
             </w:r>
           </w:p>
         </w:tc>
@@ -1848,7 +1848,7 @@
         <w:rPr>
           <w:sz w:val="22"/>
         </w:rPr>
-        <w:t>Use the same phone digits for the same donor on both tabs. Dashes and spaces do not matter.</w:t>
+        <w:t>Use the same phone digits for the same donor on both tabs. Dashes, spaces, brackets, dots and plus signs do not matter.</w:t>
       </w:r>
     </w:p>
     <w:p>
